--- a/app/static/docs/INFORMACION PARA EL TRATAMIENTO DE DATOS PERSONALES DE PACIENTES.docx
+++ b/app/static/docs/INFORMACION PARA EL TRATAMIENTO DE DATOS PERSONALES DE PACIENTES.docx
@@ -1,6 +1,6 @@
 
 <file path=word/document.xml><?xml version="1.0" encoding="utf-8"?>
-<w:document xmlns:wpc="http://schemas.microsoft.com/office/word/2010/wordprocessingCanvas" xmlns:cx="http://schemas.microsoft.com/office/drawing/2014/chartex" xmlns:cx1="http://schemas.microsoft.com/office/drawing/2015/9/8/chartex" xmlns:cx2="http://schemas.microsoft.com/office/drawing/2015/10/21/chartex" xmlns:cx3="http://schemas.microsoft.com/office/drawing/2016/5/9/chartex" xmlns:cx4="http://schemas.microsoft.com/office/drawing/2016/5/10/chartex" xmlns:cx5="http://schemas.microsoft.com/office/drawing/2016/5/11/chartex" xmlns:cx6="http://schemas.microsoft.com/office/drawing/2016/5/12/chartex" xmlns:cx7="http://schemas.microsoft.com/office/drawing/2016/5/13/chartex" xmlns:cx8="http://schemas.microsoft.com/office/drawing/2016/5/14/chartex" xmlns:mc="http://schemas.openxmlformats.org/markup-compatibility/2006" xmlns:aink="http://schemas.microsoft.com/office/drawing/2016/ink" xmlns:am3d="http://schemas.microsoft.com/office/drawing/2017/model3d" xmlns:o="urn:schemas-microsoft-com:office:office" xmlns:oel="http://schemas.microsoft.com/office/2019/extlst" xmlns:r="http://schemas.openxmlformats.org/officeDocument/2006/relationships" xmlns:m="http://schemas.openxmlformats.org/officeDocument/2006/math" xmlns:v="urn:schemas-microsoft-com:vml" xmlns:wp14="http://schemas.microsoft.com/office/word/2010/wordprocessingDrawing" xmlns:wp="http://schemas.openxmlformats.org/drawingml/2006/wordprocessingDrawing" xmlns:w10="urn:schemas-microsoft-com:office:word" xmlns:w="http://schemas.openxmlformats.org/wordprocessingml/2006/main" xmlns:w14="http://schemas.microsoft.com/office/word/2010/wordml" xmlns:w15="http://schemas.microsoft.com/office/word/2012/wordml" xmlns:w16cex="http://schemas.microsoft.com/office/word/2018/wordml/cex" xmlns:w16cid="http://schemas.microsoft.com/office/word/2016/wordml/cid" xmlns:w16="http://schemas.microsoft.com/office/word/2018/wordml" xmlns:w16du="http://schemas.microsoft.com/office/word/2023/wordml/word16du" xmlns:w16sdtdh="http://schemas.microsoft.com/office/word/2020/wordml/sdtdatahash" xmlns:w16sdtfl="http://schemas.microsoft.com/office/word/2024/wordml/sdtformatlock" xmlns:w16se="http://schemas.microsoft.com/office/word/2015/wordml/symex" xmlns:wpg="http://schemas.microsoft.com/office/word/2010/wordprocessingGroup" xmlns:wpi="http://schemas.microsoft.com/office/word/2010/wordprocessingInk" xmlns:wne="http://schemas.microsoft.com/office/word/2006/wordml" xmlns:wps="http://schemas.microsoft.com/office/word/2010/wordprocessingShape" mc:Ignorable="w14 w15 w16se w16cid w16 w16cex w16sdtdh w16sdtfl w16du wp14">
+<w:document xmlns:wpc="http://schemas.microsoft.com/office/word/2010/wordprocessingCanvas" xmlns:cx="http://schemas.microsoft.com/office/drawing/2014/chartex" xmlns:cx1="http://schemas.microsoft.com/office/drawing/2015/9/8/chartex" xmlns:cx2="http://schemas.microsoft.com/office/drawing/2015/10/21/chartex" xmlns:cx3="http://schemas.microsoft.com/office/drawing/2016/5/9/chartex" xmlns:cx4="http://schemas.microsoft.com/office/drawing/2016/5/10/chartex" xmlns:cx5="http://schemas.microsoft.com/office/drawing/2016/5/11/chartex" xmlns:cx6="http://schemas.microsoft.com/office/drawing/2016/5/12/chartex" xmlns:cx7="http://schemas.microsoft.com/office/drawing/2016/5/13/chartex" xmlns:cx8="http://schemas.microsoft.com/office/drawing/2016/5/14/chartex" xmlns:mc="http://schemas.openxmlformats.org/markup-compatibility/2006" xmlns:aink="http://schemas.microsoft.com/office/drawing/2016/ink" xmlns:am3d="http://schemas.microsoft.com/office/drawing/2017/model3d" xmlns:o="urn:schemas-microsoft-com:office:office" xmlns:oel="http://schemas.microsoft.com/office/2019/extlst" xmlns:r="http://schemas.openxmlformats.org/officeDocument/2006/relationships" xmlns:m="http://schemas.openxmlformats.org/officeDocument/2006/math" xmlns:v="urn:schemas-microsoft-com:vml" xmlns:wp14="http://schemas.microsoft.com/office/word/2010/wordprocessingDrawing" xmlns:wp="http://schemas.openxmlformats.org/drawingml/2006/wordprocessingDrawing" xmlns:w10="urn:schemas-microsoft-com:office:word" xmlns:w="http://schemas.openxmlformats.org/wordprocessingml/2006/main" xmlns:w14="http://schemas.microsoft.com/office/word/2010/wordml" xmlns:w15="http://schemas.microsoft.com/office/word/2012/wordml" xmlns:w16cex="http://schemas.microsoft.com/office/word/2018/wordml/cex" xmlns:w16cid="http://schemas.microsoft.com/office/word/2016/wordml/cid" xmlns:w16="http://schemas.microsoft.com/office/word/2018/wordml" xmlns:w16du="http://schemas.microsoft.com/office/word/2023/wordml/word16du" xmlns:w16sdtdh="http://schemas.microsoft.com/office/word/2020/wordml/sdtdatahash" xmlns:w16sdtfl="http://schemas.microsoft.com/office/word/2024/wordml/sdtformatlock" xmlns:w16se="http://schemas.microsoft.com/office/word/2015/wordml/symex" xmlns:wpg="http://schemas.microsoft.com/office/word/2010/wordprocessingGroup" xmlns:wpi="http://schemas.microsoft.com/office/word/2010/wordprocessingInk" xmlns:wne="http://schemas.microsoft.com/office/word/2006/wordml" xmlns:wps="http://schemas.microsoft.com/office/word/2010/wordprocessingShape" xmlns:a="http://schemas.openxmlformats.org/drawingml/2006/main" mc:Ignorable="w14 w15 w16se w16cid w16 w16cex w16sdtdh w16sdtfl w16du wp14">
   <w:body>
     <w:p>
       <w:pPr>
@@ -241,7 +241,7 @@
             <w:pict>
               <v:group id="Group 572" style="width:481.894pt;height:0.75pt;position:absolute;mso-position-horizontal-relative:page;mso-position-horizontal:absolute;margin-left:56.693pt;mso-position-vertical-relative:page;margin-top:51.769pt;" coordsize="61200,95">
                 <v:shape id="Shape 8" style="position:absolute;width:61200;height:0;left:0;top:0;" coordsize="6120054,0" path="m0,0l6120054,0">
-                  <v:stroke weight="0.75pt" endcap="flat" joinstyle="miter" miterlimit="10" on="true" color="#bbbbbb"/>
+                  <v:stroke on="true" weight="0.75pt" color="#bbbbbb" miterlimit="10" joinstyle="miter" endcap="flat"/>
                   <v:fill on="false" color="#000000" opacity="0"/>
                 </v:shape>
                 <w10:wrap type="topAndBottom"/>
@@ -347,7 +347,7 @@
             <w:pict>
               <v:group id="Group 574" style="width:3.6pt;height:3.60004pt;mso-position-horizontal-relative:char;mso-position-vertical-relative:line" coordsize="457,457">
                 <v:shape id="Shape 27" style="position:absolute;width:457;height:457;left:0;top:0;" coordsize="45720,45720" path="m22860,0c35484,0,45720,10237,45720,22861c45720,35484,35484,45720,22860,45720c10236,45720,0,35484,0,22861c0,10237,10236,0,22860,0x">
-                  <v:stroke weight="0pt" endcap="flat" joinstyle="miter" miterlimit="10" on="false" color="#000000" opacity="0"/>
+                  <v:stroke on="false" weight="0pt" color="#000000" opacity="0" miterlimit="10" joinstyle="miter" endcap="flat"/>
                   <v:fill on="true" color="#000000"/>
                 </v:shape>
               </v:group>
@@ -461,7 +461,7 @@
             <w:pict>
               <v:group id="Group 575" style="width:3.6pt;height:3.60001pt;mso-position-horizontal-relative:char;mso-position-vertical-relative:line" coordsize="457,457">
                 <v:shape id="Shape 36" style="position:absolute;width:457;height:457;left:0;top:0;" coordsize="45720,45720" path="m22860,0c35484,0,45720,10236,45720,22860c45720,35484,35484,45720,22860,45720c10236,45720,0,35484,0,22860c0,10236,10236,0,22860,0x">
-                  <v:stroke weight="0pt" endcap="flat" joinstyle="miter" miterlimit="10" on="false" color="#000000" opacity="0"/>
+                  <v:stroke on="false" weight="0pt" color="#000000" opacity="0" miterlimit="10" joinstyle="miter" endcap="flat"/>
                   <v:fill on="true" color="#000000"/>
                 </v:shape>
               </v:group>
@@ -609,8 +609,77 @@
         <w:ind w:left="0" w:firstLine="0"/>
       </w:pPr>
       <w:r>
-        <w:lastRenderedPageBreak/>
+        <w:rPr/>
         <w:t>Fdo.:</w:t>
+      </w:r>
+    </w:p>
+    <w:p>
+      <w:pPr>
+        <w:spacing w:before="0" w:beforeAutospacing="off" w:after="200" w:afterAutospacing="off" w:line="259" w:lineRule="auto"/>
+        <w:ind w:left="0" w:right="0"/>
+        <w:jc w:val="left"/>
+        <w:rPr>
+          <w:rFonts w:ascii="Calibri" w:hAnsi="Calibri" w:eastAsia="Calibri" w:cs="Calibri"/>
+          <w:noProof w:val="0"/>
+          <w:sz w:val="22"/>
+          <w:szCs w:val="22"/>
+          <w:lang w:val="es-ES"/>
+        </w:rPr>
+      </w:pPr>
+      <w:r>
+        <w:rPr>
+          <w:rFonts w:ascii="Century Gothic" w:hAnsi="Century Gothic" w:eastAsia="Century Gothic" w:cs="Century Gothic"/>
+          <w:b w:val="0"/>
+          <w:bCs w:val="0"/>
+          <w:i w:val="0"/>
+          <w:iCs w:val="0"/>
+          <w:caps w:val="0"/>
+          <w:smallCaps w:val="0"/>
+          <w:noProof w:val="0"/>
+          <w:color w:val="000000" w:themeColor="text1" w:themeTint="FF" w:themeShade="FF"/>
+          <w:sz w:val="22"/>
+          <w:szCs w:val="22"/>
+          <w:lang w:val="es-ES"/>
+        </w:rPr>
+        <w:t>{{firma_paciente}}</w:t>
+      </w:r>
+      <w:r>
+        <w:tab/>
+      </w:r>
+      <w:r>
+        <w:tab/>
+      </w:r>
+      <w:r>
+        <w:tab/>
+      </w:r>
+      <w:r>
+        <w:tab/>
+      </w:r>
+      <w:r>
+        <w:tab/>
+      </w:r>
+      <w:r>
+        <w:tab/>
+      </w:r>
+      <w:r>
+        <w:tab/>
+      </w:r>
+      <w:r>
+        <w:rPr>
+          <w:rFonts w:ascii="Calibri" w:hAnsi="Calibri" w:eastAsia="Calibri" w:cs="Calibri"/>
+          <w:b w:val="0"/>
+          <w:bCs w:val="0"/>
+          <w:i w:val="0"/>
+          <w:iCs w:val="0"/>
+          <w:caps w:val="0"/>
+          <w:smallCaps w:val="0"/>
+          <w:noProof w:val="0"/>
+          <w:color w:val="000000" w:themeColor="text1" w:themeTint="FF" w:themeShade="FF"/>
+          <w:sz w:val="22"/>
+          <w:szCs w:val="22"/>
+          <w:lang w:val="es-ES"/>
+        </w:rPr>
+        <w:t xml:space="preserve">      {{firma_tutor}}</w:t>
       </w:r>
     </w:p>
     <w:p>
@@ -623,17 +692,17 @@
         <w:rPr>
           <w:noProof/>
         </w:rPr>
-        <mc:AlternateContent>
-          <mc:Choice Requires="wpg">
-            <w:drawing>
-              <wp:inline distT="0" distB="0" distL="0" distR="0" wp14:anchorId="4574A7FD" wp14:editId="275D62D6">
-                <wp:extent cx="6120054" cy="9525"/>
-                <wp:effectExtent l="0" t="0" r="0" b="0"/>
-                <wp:docPr id="573" name="Group 573"/>
-                <wp:cNvGraphicFramePr/>
+        <mc:AlternateContent xmlns:mc="http://schemas.openxmlformats.org/markup-compatibility/2006">
+          <mc:Choice xmlns:mc="http://schemas.openxmlformats.org/markup-compatibility/2006" Requires="wpg">
+            <w:drawing xmlns:w="http://schemas.openxmlformats.org/wordprocessingml/2006/main">
+              <wp:inline xmlns:wp14="http://schemas.microsoft.com/office/word/2010/wordprocessingDrawing" xmlns:wp="http://schemas.openxmlformats.org/drawingml/2006/wordprocessingDrawing" distT="0" distB="0" distL="0" distR="0" wp14:anchorId="715EBDB7" wp14:editId="52039492">
+                <wp:extent xmlns:wp="http://schemas.openxmlformats.org/drawingml/2006/wordprocessingDrawing" cx="6120054" cy="9525"/>
+                <wp:effectExtent xmlns:wp="http://schemas.openxmlformats.org/drawingml/2006/wordprocessingDrawing" l="0" t="0" r="0" b="0"/>
+                <wp:docPr xmlns:wp="http://schemas.openxmlformats.org/drawingml/2006/wordprocessingDrawing" id="246446263" name="Group 573"/>
+                <wp:cNvGraphicFramePr xmlns:wp="http://schemas.openxmlformats.org/drawingml/2006/wordprocessingDrawing"/>
                 <a:graphic xmlns:a="http://schemas.openxmlformats.org/drawingml/2006/main">
                   <a:graphicData uri="http://schemas.microsoft.com/office/word/2010/wordprocessingGroup">
-                    <wpg:wgp>
+                    <wpg:wgp xmlns:wpg="http://schemas.microsoft.com/office/word/2010/wordprocessingGroup">
                       <wpg:cNvGrpSpPr/>
                       <wpg:grpSpPr>
                         <a:xfrm>
@@ -643,7 +712,7 @@
                           <a:chExt cx="6120054" cy="9525"/>
                         </a:xfrm>
                       </wpg:grpSpPr>
-                      <wps:wsp>
+                      <wps:wsp xmlns:wps="http://schemas.microsoft.com/office/word/2010/wordprocessingShape">
                         <wps:cNvPr id="13" name="Shape 13"/>
                         <wps:cNvSpPr/>
                         <wps:spPr>
@@ -694,11 +763,11 @@
               </wp:inline>
             </w:drawing>
           </mc:Choice>
-          <mc:Fallback xmlns:a="http://schemas.openxmlformats.org/drawingml/2006/main">
-            <w:pict>
-              <v:group id="Group 573" style="width:481.894pt;height:0.75pt;mso-position-horizontal-relative:char;mso-position-vertical-relative:line" coordsize="61200,95">
+          <mc:Fallback xmlns:a="http://schemas.openxmlformats.org/drawingml/2006/main" xmlns:mc="http://schemas.openxmlformats.org/markup-compatibility/2006">
+            <w:pict xmlns:w="http://schemas.openxmlformats.org/wordprocessingml/2006/main">
+              <v:group xmlns:v="urn:schemas-microsoft-com:vml" id="Group 573" style="width:481.894pt;height:0.75pt;mso-position-horizontal-relative:char;mso-position-vertical-relative:line" coordsize="61200,95">
                 <v:shape id="Shape 13" style="position:absolute;width:61200;height:0;left:0;top:0;" coordsize="6120054,0" path="m6120054,0l0,0">
-                  <v:stroke weight="0.75pt" endcap="flat" joinstyle="miter" miterlimit="10" on="true" color="#bbbbbb"/>
+                  <v:stroke on="true" weight="0.75pt" color="#bbbbbb" miterlimit="10" joinstyle="miter" endcap="flat"/>
                   <v:fill on="false" color="#000000" opacity="0"/>
                 </v:shape>
               </v:group>
@@ -746,7 +815,7 @@
       </w:r>
     </w:p>
     <w:sectPr>
-      <w:pgSz w:w="11906" w:h="16838"/>
+      <w:pgSz w:w="11906" w:h="16838" w:orient="portrait"/>
       <w:pgMar w:top="1440" w:right="1133" w:bottom="1440" w:left="1134" w:header="720" w:footer="720" w:gutter="0"/>
       <w:cols w:space="720"/>
     </w:sectPr>
@@ -770,7 +839,7 @@
         <w:ind w:left="0"/>
       </w:pPr>
       <w:rPr>
-        <w:rFonts w:ascii="Calibri" w:eastAsia="Calibri" w:hAnsi="Calibri" w:cs="Calibri"/>
+        <w:rFonts w:ascii="Calibri" w:hAnsi="Calibri" w:eastAsia="Calibri" w:cs="Calibri"/>
         <w:b w:val="0"/>
         <w:i w:val="0"/>
         <w:strike w:val="0"/>
@@ -779,7 +848,7 @@
         <w:sz w:val="20"/>
         <w:szCs w:val="20"/>
         <w:u w:val="none" w:color="000000"/>
-        <w:bdr w:val="none" w:sz="0" w:space="0" w:color="auto"/>
+        <w:bdr w:val="none" w:color="auto" w:sz="0" w:space="0"/>
         <w:shd w:val="clear" w:color="auto" w:fill="auto"/>
         <w:vertAlign w:val="baseline"/>
       </w:rPr>
@@ -793,7 +862,7 @@
         <w:ind w:left="1185"/>
       </w:pPr>
       <w:rPr>
-        <w:rFonts w:ascii="Calibri" w:eastAsia="Calibri" w:hAnsi="Calibri" w:cs="Calibri"/>
+        <w:rFonts w:ascii="Calibri" w:hAnsi="Calibri" w:eastAsia="Calibri" w:cs="Calibri"/>
         <w:b w:val="0"/>
         <w:i w:val="0"/>
         <w:strike w:val="0"/>
@@ -802,7 +871,7 @@
         <w:sz w:val="20"/>
         <w:szCs w:val="20"/>
         <w:u w:val="none" w:color="000000"/>
-        <w:bdr w:val="none" w:sz="0" w:space="0" w:color="auto"/>
+        <w:bdr w:val="none" w:color="auto" w:sz="0" w:space="0"/>
         <w:shd w:val="clear" w:color="auto" w:fill="auto"/>
         <w:vertAlign w:val="baseline"/>
       </w:rPr>
@@ -816,7 +885,7 @@
         <w:ind w:left="1905"/>
       </w:pPr>
       <w:rPr>
-        <w:rFonts w:ascii="Calibri" w:eastAsia="Calibri" w:hAnsi="Calibri" w:cs="Calibri"/>
+        <w:rFonts w:ascii="Calibri" w:hAnsi="Calibri" w:eastAsia="Calibri" w:cs="Calibri"/>
         <w:b w:val="0"/>
         <w:i w:val="0"/>
         <w:strike w:val="0"/>
@@ -825,7 +894,7 @@
         <w:sz w:val="20"/>
         <w:szCs w:val="20"/>
         <w:u w:val="none" w:color="000000"/>
-        <w:bdr w:val="none" w:sz="0" w:space="0" w:color="auto"/>
+        <w:bdr w:val="none" w:color="auto" w:sz="0" w:space="0"/>
         <w:shd w:val="clear" w:color="auto" w:fill="auto"/>
         <w:vertAlign w:val="baseline"/>
       </w:rPr>
@@ -839,7 +908,7 @@
         <w:ind w:left="2625"/>
       </w:pPr>
       <w:rPr>
-        <w:rFonts w:ascii="Calibri" w:eastAsia="Calibri" w:hAnsi="Calibri" w:cs="Calibri"/>
+        <w:rFonts w:ascii="Calibri" w:hAnsi="Calibri" w:eastAsia="Calibri" w:cs="Calibri"/>
         <w:b w:val="0"/>
         <w:i w:val="0"/>
         <w:strike w:val="0"/>
@@ -848,7 +917,7 @@
         <w:sz w:val="20"/>
         <w:szCs w:val="20"/>
         <w:u w:val="none" w:color="000000"/>
-        <w:bdr w:val="none" w:sz="0" w:space="0" w:color="auto"/>
+        <w:bdr w:val="none" w:color="auto" w:sz="0" w:space="0"/>
         <w:shd w:val="clear" w:color="auto" w:fill="auto"/>
         <w:vertAlign w:val="baseline"/>
       </w:rPr>
@@ -862,7 +931,7 @@
         <w:ind w:left="3345"/>
       </w:pPr>
       <w:rPr>
-        <w:rFonts w:ascii="Calibri" w:eastAsia="Calibri" w:hAnsi="Calibri" w:cs="Calibri"/>
+        <w:rFonts w:ascii="Calibri" w:hAnsi="Calibri" w:eastAsia="Calibri" w:cs="Calibri"/>
         <w:b w:val="0"/>
         <w:i w:val="0"/>
         <w:strike w:val="0"/>
@@ -871,7 +940,7 @@
         <w:sz w:val="20"/>
         <w:szCs w:val="20"/>
         <w:u w:val="none" w:color="000000"/>
-        <w:bdr w:val="none" w:sz="0" w:space="0" w:color="auto"/>
+        <w:bdr w:val="none" w:color="auto" w:sz="0" w:space="0"/>
         <w:shd w:val="clear" w:color="auto" w:fill="auto"/>
         <w:vertAlign w:val="baseline"/>
       </w:rPr>
@@ -885,7 +954,7 @@
         <w:ind w:left="4065"/>
       </w:pPr>
       <w:rPr>
-        <w:rFonts w:ascii="Calibri" w:eastAsia="Calibri" w:hAnsi="Calibri" w:cs="Calibri"/>
+        <w:rFonts w:ascii="Calibri" w:hAnsi="Calibri" w:eastAsia="Calibri" w:cs="Calibri"/>
         <w:b w:val="0"/>
         <w:i w:val="0"/>
         <w:strike w:val="0"/>
@@ -894,7 +963,7 @@
         <w:sz w:val="20"/>
         <w:szCs w:val="20"/>
         <w:u w:val="none" w:color="000000"/>
-        <w:bdr w:val="none" w:sz="0" w:space="0" w:color="auto"/>
+        <w:bdr w:val="none" w:color="auto" w:sz="0" w:space="0"/>
         <w:shd w:val="clear" w:color="auto" w:fill="auto"/>
         <w:vertAlign w:val="baseline"/>
       </w:rPr>
@@ -908,7 +977,7 @@
         <w:ind w:left="4785"/>
       </w:pPr>
       <w:rPr>
-        <w:rFonts w:ascii="Calibri" w:eastAsia="Calibri" w:hAnsi="Calibri" w:cs="Calibri"/>
+        <w:rFonts w:ascii="Calibri" w:hAnsi="Calibri" w:eastAsia="Calibri" w:cs="Calibri"/>
         <w:b w:val="0"/>
         <w:i w:val="0"/>
         <w:strike w:val="0"/>
@@ -917,7 +986,7 @@
         <w:sz w:val="20"/>
         <w:szCs w:val="20"/>
         <w:u w:val="none" w:color="000000"/>
-        <w:bdr w:val="none" w:sz="0" w:space="0" w:color="auto"/>
+        <w:bdr w:val="none" w:color="auto" w:sz="0" w:space="0"/>
         <w:shd w:val="clear" w:color="auto" w:fill="auto"/>
         <w:vertAlign w:val="baseline"/>
       </w:rPr>
@@ -931,7 +1000,7 @@
         <w:ind w:left="5505"/>
       </w:pPr>
       <w:rPr>
-        <w:rFonts w:ascii="Calibri" w:eastAsia="Calibri" w:hAnsi="Calibri" w:cs="Calibri"/>
+        <w:rFonts w:ascii="Calibri" w:hAnsi="Calibri" w:eastAsia="Calibri" w:cs="Calibri"/>
         <w:b w:val="0"/>
         <w:i w:val="0"/>
         <w:strike w:val="0"/>
@@ -940,7 +1009,7 @@
         <w:sz w:val="20"/>
         <w:szCs w:val="20"/>
         <w:u w:val="none" w:color="000000"/>
-        <w:bdr w:val="none" w:sz="0" w:space="0" w:color="auto"/>
+        <w:bdr w:val="none" w:color="auto" w:sz="0" w:space="0"/>
         <w:shd w:val="clear" w:color="auto" w:fill="auto"/>
         <w:vertAlign w:val="baseline"/>
       </w:rPr>
@@ -954,7 +1023,7 @@
         <w:ind w:left="6225"/>
       </w:pPr>
       <w:rPr>
-        <w:rFonts w:ascii="Calibri" w:eastAsia="Calibri" w:hAnsi="Calibri" w:cs="Calibri"/>
+        <w:rFonts w:ascii="Calibri" w:hAnsi="Calibri" w:eastAsia="Calibri" w:cs="Calibri"/>
         <w:b w:val="0"/>
         <w:i w:val="0"/>
         <w:strike w:val="0"/>
@@ -963,7 +1032,7 @@
         <w:sz w:val="20"/>
         <w:szCs w:val="20"/>
         <w:u w:val="none" w:color="000000"/>
-        <w:bdr w:val="none" w:sz="0" w:space="0" w:color="auto"/>
+        <w:bdr w:val="none" w:color="auto" w:sz="0" w:space="0"/>
         <w:shd w:val="clear" w:color="auto" w:fill="auto"/>
         <w:vertAlign w:val="baseline"/>
       </w:rPr>
@@ -980,7 +1049,7 @@
   <w:docDefaults>
     <w:rPrDefault>
       <w:rPr>
-        <w:rFonts w:asciiTheme="minorHAnsi" w:eastAsiaTheme="minorEastAsia" w:hAnsiTheme="minorHAnsi" w:cstheme="minorBidi"/>
+        <w:rFonts w:asciiTheme="minorHAnsi" w:hAnsiTheme="minorHAnsi" w:eastAsiaTheme="minorEastAsia" w:cstheme="minorBidi"/>
         <w:kern w:val="2"/>
         <w:sz w:val="24"/>
         <w:szCs w:val="24"/>
@@ -997,14 +1066,14 @@
   <w:latentStyles w:defLockedState="0" w:defUIPriority="99" w:defSemiHidden="0" w:defUnhideWhenUsed="0" w:defQFormat="0" w:count="376">
     <w:lsdException w:name="Normal" w:uiPriority="0" w:qFormat="1"/>
     <w:lsdException w:name="heading 1" w:uiPriority="9" w:qFormat="1"/>
-    <w:lsdException w:name="heading 2" w:semiHidden="1" w:uiPriority="9" w:unhideWhenUsed="1" w:qFormat="1"/>
-    <w:lsdException w:name="heading 3" w:semiHidden="1" w:uiPriority="9" w:unhideWhenUsed="1" w:qFormat="1"/>
-    <w:lsdException w:name="heading 4" w:semiHidden="1" w:uiPriority="9" w:unhideWhenUsed="1" w:qFormat="1"/>
-    <w:lsdException w:name="heading 5" w:semiHidden="1" w:uiPriority="9" w:unhideWhenUsed="1" w:qFormat="1"/>
-    <w:lsdException w:name="heading 6" w:semiHidden="1" w:uiPriority="9" w:unhideWhenUsed="1" w:qFormat="1"/>
-    <w:lsdException w:name="heading 7" w:semiHidden="1" w:uiPriority="9" w:unhideWhenUsed="1" w:qFormat="1"/>
-    <w:lsdException w:name="heading 8" w:semiHidden="1" w:uiPriority="9" w:unhideWhenUsed="1" w:qFormat="1"/>
-    <w:lsdException w:name="heading 9" w:semiHidden="1" w:uiPriority="9" w:unhideWhenUsed="1" w:qFormat="1"/>
+    <w:lsdException w:name="heading 2" w:uiPriority="9" w:semiHidden="1" w:unhideWhenUsed="1" w:qFormat="1"/>
+    <w:lsdException w:name="heading 3" w:uiPriority="9" w:semiHidden="1" w:unhideWhenUsed="1" w:qFormat="1"/>
+    <w:lsdException w:name="heading 4" w:uiPriority="9" w:semiHidden="1" w:unhideWhenUsed="1" w:qFormat="1"/>
+    <w:lsdException w:name="heading 5" w:uiPriority="9" w:semiHidden="1" w:unhideWhenUsed="1" w:qFormat="1"/>
+    <w:lsdException w:name="heading 6" w:uiPriority="9" w:semiHidden="1" w:unhideWhenUsed="1" w:qFormat="1"/>
+    <w:lsdException w:name="heading 7" w:uiPriority="9" w:semiHidden="1" w:unhideWhenUsed="1" w:qFormat="1"/>
+    <w:lsdException w:name="heading 8" w:uiPriority="9" w:semiHidden="1" w:unhideWhenUsed="1" w:qFormat="1"/>
+    <w:lsdException w:name="heading 9" w:uiPriority="9" w:semiHidden="1" w:unhideWhenUsed="1" w:qFormat="1"/>
     <w:lsdException w:name="index 1" w:semiHidden="1" w:unhideWhenUsed="1"/>
     <w:lsdException w:name="index 2" w:semiHidden="1" w:unhideWhenUsed="1"/>
     <w:lsdException w:name="index 3" w:semiHidden="1" w:unhideWhenUsed="1"/>
@@ -1014,22 +1083,22 @@
     <w:lsdException w:name="index 7" w:semiHidden="1" w:unhideWhenUsed="1"/>
     <w:lsdException w:name="index 8" w:semiHidden="1" w:unhideWhenUsed="1"/>
     <w:lsdException w:name="index 9" w:semiHidden="1" w:unhideWhenUsed="1"/>
-    <w:lsdException w:name="toc 1" w:semiHidden="1" w:uiPriority="39" w:unhideWhenUsed="1"/>
-    <w:lsdException w:name="toc 2" w:semiHidden="1" w:uiPriority="39" w:unhideWhenUsed="1"/>
-    <w:lsdException w:name="toc 3" w:semiHidden="1" w:uiPriority="39" w:unhideWhenUsed="1"/>
-    <w:lsdException w:name="toc 4" w:semiHidden="1" w:uiPriority="39" w:unhideWhenUsed="1"/>
-    <w:lsdException w:name="toc 5" w:semiHidden="1" w:uiPriority="39" w:unhideWhenUsed="1"/>
-    <w:lsdException w:name="toc 6" w:semiHidden="1" w:uiPriority="39" w:unhideWhenUsed="1"/>
-    <w:lsdException w:name="toc 7" w:semiHidden="1" w:uiPriority="39" w:unhideWhenUsed="1"/>
-    <w:lsdException w:name="toc 8" w:semiHidden="1" w:uiPriority="39" w:unhideWhenUsed="1"/>
-    <w:lsdException w:name="toc 9" w:semiHidden="1" w:uiPriority="39" w:unhideWhenUsed="1"/>
+    <w:lsdException w:name="toc 1" w:uiPriority="39" w:semiHidden="1" w:unhideWhenUsed="1"/>
+    <w:lsdException w:name="toc 2" w:uiPriority="39" w:semiHidden="1" w:unhideWhenUsed="1"/>
+    <w:lsdException w:name="toc 3" w:uiPriority="39" w:semiHidden="1" w:unhideWhenUsed="1"/>
+    <w:lsdException w:name="toc 4" w:uiPriority="39" w:semiHidden="1" w:unhideWhenUsed="1"/>
+    <w:lsdException w:name="toc 5" w:uiPriority="39" w:semiHidden="1" w:unhideWhenUsed="1"/>
+    <w:lsdException w:name="toc 6" w:uiPriority="39" w:semiHidden="1" w:unhideWhenUsed="1"/>
+    <w:lsdException w:name="toc 7" w:uiPriority="39" w:semiHidden="1" w:unhideWhenUsed="1"/>
+    <w:lsdException w:name="toc 8" w:uiPriority="39" w:semiHidden="1" w:unhideWhenUsed="1"/>
+    <w:lsdException w:name="toc 9" w:uiPriority="39" w:semiHidden="1" w:unhideWhenUsed="1"/>
     <w:lsdException w:name="Normal Indent" w:semiHidden="1" w:unhideWhenUsed="1"/>
     <w:lsdException w:name="footnote text" w:semiHidden="1" w:unhideWhenUsed="1"/>
     <w:lsdException w:name="annotation text" w:semiHidden="1" w:unhideWhenUsed="1"/>
     <w:lsdException w:name="header" w:semiHidden="1" w:unhideWhenUsed="1"/>
     <w:lsdException w:name="footer" w:semiHidden="1" w:unhideWhenUsed="1"/>
     <w:lsdException w:name="index heading" w:semiHidden="1" w:unhideWhenUsed="1"/>
-    <w:lsdException w:name="caption" w:semiHidden="1" w:uiPriority="35" w:unhideWhenUsed="1" w:qFormat="1"/>
+    <w:lsdException w:name="caption" w:uiPriority="35" w:semiHidden="1" w:unhideWhenUsed="1" w:qFormat="1"/>
     <w:lsdException w:name="table of figures" w:semiHidden="1" w:unhideWhenUsed="1"/>
     <w:lsdException w:name="envelope address" w:semiHidden="1" w:unhideWhenUsed="1"/>
     <w:lsdException w:name="envelope return" w:semiHidden="1" w:unhideWhenUsed="1"/>
@@ -1060,7 +1129,7 @@
     <w:lsdException w:name="Title" w:uiPriority="10" w:qFormat="1"/>
     <w:lsdException w:name="Closing" w:semiHidden="1" w:unhideWhenUsed="1"/>
     <w:lsdException w:name="Signature" w:semiHidden="1" w:unhideWhenUsed="1"/>
-    <w:lsdException w:name="Default Paragraph Font" w:semiHidden="1" w:uiPriority="1" w:unhideWhenUsed="1"/>
+    <w:lsdException w:name="Default Paragraph Font" w:uiPriority="1" w:semiHidden="1" w:unhideWhenUsed="1"/>
     <w:lsdException w:name="Body Text" w:semiHidden="1" w:unhideWhenUsed="1"/>
     <w:lsdException w:name="Body Text Indent" w:semiHidden="1" w:unhideWhenUsed="1"/>
     <w:lsdException w:name="List Continue" w:semiHidden="1" w:unhideWhenUsed="1"/>
@@ -1260,8 +1329,8 @@
     <w:lsdException w:name="Subtle Reference" w:uiPriority="31" w:qFormat="1"/>
     <w:lsdException w:name="Intense Reference" w:uiPriority="32" w:qFormat="1"/>
     <w:lsdException w:name="Book Title" w:uiPriority="33" w:qFormat="1"/>
-    <w:lsdException w:name="Bibliography" w:semiHidden="1" w:uiPriority="37" w:unhideWhenUsed="1"/>
-    <w:lsdException w:name="TOC Heading" w:semiHidden="1" w:uiPriority="39" w:unhideWhenUsed="1" w:qFormat="1"/>
+    <w:lsdException w:name="Bibliography" w:uiPriority="37" w:semiHidden="1" w:unhideWhenUsed="1"/>
+    <w:lsdException w:name="TOC Heading" w:uiPriority="39" w:semiHidden="1" w:unhideWhenUsed="1" w:qFormat="1"/>
     <w:lsdException w:name="Plain Table 1" w:uiPriority="41"/>
     <w:lsdException w:name="Plain Table 2" w:uiPriority="42"/>
     <w:lsdException w:name="Plain Table 3" w:uiPriority="43"/>
@@ -1372,7 +1441,7 @@
     <w:lsdException w:name="Unresolved Mention" w:semiHidden="1" w:unhideWhenUsed="1"/>
     <w:lsdException w:name="Smart Link" w:semiHidden="1" w:unhideWhenUsed="1"/>
   </w:latentStyles>
-  <w:style w:type="paragraph" w:default="1" w:styleId="Normal">
+  <w:style w:type="paragraph" w:styleId="Normal" w:default="1">
     <w:name w:val="Normal"/>
     <w:qFormat/>
     <w:pPr>
@@ -1381,7 +1450,7 @@
       <w:jc w:val="both"/>
     </w:pPr>
     <w:rPr>
-      <w:rFonts w:ascii="Calibri" w:eastAsia="Calibri" w:hAnsi="Calibri" w:cs="Calibri"/>
+      <w:rFonts w:ascii="Calibri" w:hAnsi="Calibri" w:eastAsia="Calibri" w:cs="Calibri"/>
       <w:color w:val="000000"/>
       <w:sz w:val="22"/>
     </w:rPr>
@@ -1403,18 +1472,18 @@
       <w:outlineLvl w:val="0"/>
     </w:pPr>
     <w:rPr>
-      <w:rFonts w:ascii="Calibri" w:eastAsia="Calibri" w:hAnsi="Calibri" w:cs="Calibri"/>
+      <w:rFonts w:ascii="Calibri" w:hAnsi="Calibri" w:eastAsia="Calibri" w:cs="Calibri"/>
       <w:color w:val="000000"/>
       <w:sz w:val="17"/>
     </w:rPr>
   </w:style>
-  <w:style w:type="character" w:default="1" w:styleId="Fuentedeprrafopredeter">
+  <w:style w:type="character" w:styleId="Fuentedeprrafopredeter" w:default="1">
     <w:name w:val="Default Paragraph Font"/>
     <w:uiPriority w:val="1"/>
     <w:semiHidden/>
     <w:unhideWhenUsed/>
   </w:style>
-  <w:style w:type="table" w:default="1" w:styleId="Tablanormal">
+  <w:style w:type="table" w:styleId="Tablanormal" w:default="1">
     <w:name w:val="Normal Table"/>
     <w:uiPriority w:val="99"/>
     <w:semiHidden/>
@@ -1429,17 +1498,17 @@
       </w:tblCellMar>
     </w:tblPr>
   </w:style>
-  <w:style w:type="numbering" w:default="1" w:styleId="Sinlista">
+  <w:style w:type="numbering" w:styleId="Sinlista" w:default="1">
     <w:name w:val="No List"/>
     <w:uiPriority w:val="99"/>
     <w:semiHidden/>
     <w:unhideWhenUsed/>
   </w:style>
-  <w:style w:type="character" w:customStyle="1" w:styleId="Ttulo1Car">
+  <w:style w:type="character" w:styleId="Ttulo1Car" w:customStyle="1">
     <w:name w:val="Título 1 Car"/>
     <w:link w:val="Ttulo1"/>
     <w:rPr>
-      <w:rFonts w:ascii="Calibri" w:eastAsia="Calibri" w:hAnsi="Calibri" w:cs="Calibri"/>
+      <w:rFonts w:ascii="Calibri" w:hAnsi="Calibri" w:eastAsia="Calibri" w:cs="Calibri"/>
       <w:color w:val="000000"/>
       <w:sz w:val="17"/>
     </w:rPr>
@@ -1448,7 +1517,7 @@
 </file>
 
 <file path=word/theme/theme1.xml><?xml version="1.0" encoding="utf-8"?>
-<a:theme xmlns:a="http://schemas.openxmlformats.org/drawingml/2006/main" name="Tema de Office">
+<a:theme xmlns:a="http://schemas.openxmlformats.org/drawingml/2006/main" xmlns:thm15="http://schemas.microsoft.com/office/thememl/2012/main" name="Tema de Office">
   <a:themeElements>
     <a:clrScheme name="Office">
       <a:dk1>

--- a/app/static/docs/INFORMACION PARA EL TRATAMIENTO DE DATOS PERSONALES DE PACIENTES.docx
+++ b/app/static/docs/INFORMACION PARA EL TRATAMIENTO DE DATOS PERSONALES DE PACIENTES.docx
@@ -1,6 +1,6 @@
 
 <file path=word/document.xml><?xml version="1.0" encoding="utf-8"?>
-<w:document xmlns:wpc="http://schemas.microsoft.com/office/word/2010/wordprocessingCanvas" xmlns:cx="http://schemas.microsoft.com/office/drawing/2014/chartex" xmlns:cx1="http://schemas.microsoft.com/office/drawing/2015/9/8/chartex" xmlns:cx2="http://schemas.microsoft.com/office/drawing/2015/10/21/chartex" xmlns:cx3="http://schemas.microsoft.com/office/drawing/2016/5/9/chartex" xmlns:cx4="http://schemas.microsoft.com/office/drawing/2016/5/10/chartex" xmlns:cx5="http://schemas.microsoft.com/office/drawing/2016/5/11/chartex" xmlns:cx6="http://schemas.microsoft.com/office/drawing/2016/5/12/chartex" xmlns:cx7="http://schemas.microsoft.com/office/drawing/2016/5/13/chartex" xmlns:cx8="http://schemas.microsoft.com/office/drawing/2016/5/14/chartex" xmlns:mc="http://schemas.openxmlformats.org/markup-compatibility/2006" xmlns:aink="http://schemas.microsoft.com/office/drawing/2016/ink" xmlns:am3d="http://schemas.microsoft.com/office/drawing/2017/model3d" xmlns:o="urn:schemas-microsoft-com:office:office" xmlns:oel="http://schemas.microsoft.com/office/2019/extlst" xmlns:r="http://schemas.openxmlformats.org/officeDocument/2006/relationships" xmlns:m="http://schemas.openxmlformats.org/officeDocument/2006/math" xmlns:v="urn:schemas-microsoft-com:vml" xmlns:wp14="http://schemas.microsoft.com/office/word/2010/wordprocessingDrawing" xmlns:wp="http://schemas.openxmlformats.org/drawingml/2006/wordprocessingDrawing" xmlns:w10="urn:schemas-microsoft-com:office:word" xmlns:w="http://schemas.openxmlformats.org/wordprocessingml/2006/main" xmlns:w14="http://schemas.microsoft.com/office/word/2010/wordml" xmlns:w15="http://schemas.microsoft.com/office/word/2012/wordml" xmlns:w16cex="http://schemas.microsoft.com/office/word/2018/wordml/cex" xmlns:w16cid="http://schemas.microsoft.com/office/word/2016/wordml/cid" xmlns:w16="http://schemas.microsoft.com/office/word/2018/wordml" xmlns:w16du="http://schemas.microsoft.com/office/word/2023/wordml/word16du" xmlns:w16sdtdh="http://schemas.microsoft.com/office/word/2020/wordml/sdtdatahash" xmlns:w16sdtfl="http://schemas.microsoft.com/office/word/2024/wordml/sdtformatlock" xmlns:w16se="http://schemas.microsoft.com/office/word/2015/wordml/symex" xmlns:wpg="http://schemas.microsoft.com/office/word/2010/wordprocessingGroup" xmlns:wpi="http://schemas.microsoft.com/office/word/2010/wordprocessingInk" xmlns:wne="http://schemas.microsoft.com/office/word/2006/wordml" xmlns:wps="http://schemas.microsoft.com/office/word/2010/wordprocessingShape" xmlns:a="http://schemas.openxmlformats.org/drawingml/2006/main" mc:Ignorable="w14 w15 w16se w16cid w16 w16cex w16sdtdh w16sdtfl w16du wp14">
+<w:document xmlns:wpc="http://schemas.microsoft.com/office/word/2010/wordprocessingCanvas" xmlns:cx="http://schemas.microsoft.com/office/drawing/2014/chartex" xmlns:cx1="http://schemas.microsoft.com/office/drawing/2015/9/8/chartex" xmlns:cx2="http://schemas.microsoft.com/office/drawing/2015/10/21/chartex" xmlns:cx3="http://schemas.microsoft.com/office/drawing/2016/5/9/chartex" xmlns:cx4="http://schemas.microsoft.com/office/drawing/2016/5/10/chartex" xmlns:cx5="http://schemas.microsoft.com/office/drawing/2016/5/11/chartex" xmlns:cx6="http://schemas.microsoft.com/office/drawing/2016/5/12/chartex" xmlns:cx7="http://schemas.microsoft.com/office/drawing/2016/5/13/chartex" xmlns:cx8="http://schemas.microsoft.com/office/drawing/2016/5/14/chartex" xmlns:mc="http://schemas.openxmlformats.org/markup-compatibility/2006" xmlns:aink="http://schemas.microsoft.com/office/drawing/2016/ink" xmlns:am3d="http://schemas.microsoft.com/office/drawing/2017/model3d" xmlns:o="urn:schemas-microsoft-com:office:office" xmlns:oel="http://schemas.microsoft.com/office/2019/extlst" xmlns:r="http://schemas.openxmlformats.org/officeDocument/2006/relationships" xmlns:m="http://schemas.openxmlformats.org/officeDocument/2006/math" xmlns:v="urn:schemas-microsoft-com:vml" xmlns:wp14="http://schemas.microsoft.com/office/word/2010/wordprocessingDrawing" xmlns:wp="http://schemas.openxmlformats.org/drawingml/2006/wordprocessingDrawing" xmlns:w10="urn:schemas-microsoft-com:office:word" xmlns:w="http://schemas.openxmlformats.org/wordprocessingml/2006/main" xmlns:w14="http://schemas.microsoft.com/office/word/2010/wordml" xmlns:w15="http://schemas.microsoft.com/office/word/2012/wordml" xmlns:w16cex="http://schemas.microsoft.com/office/word/2018/wordml/cex" xmlns:w16cid="http://schemas.microsoft.com/office/word/2016/wordml/cid" xmlns:w16="http://schemas.microsoft.com/office/word/2018/wordml" xmlns:w16du="http://schemas.microsoft.com/office/word/2023/wordml/word16du" xmlns:w16sdtdh="http://schemas.microsoft.com/office/word/2020/wordml/sdtdatahash" xmlns:w16sdtfl="http://schemas.microsoft.com/office/word/2024/wordml/sdtformatlock" xmlns:w16se="http://schemas.microsoft.com/office/word/2015/wordml/symex" xmlns:wpg="http://schemas.microsoft.com/office/word/2010/wordprocessingGroup" xmlns:wpi="http://schemas.microsoft.com/office/word/2010/wordprocessingInk" xmlns:wne="http://schemas.microsoft.com/office/word/2006/wordml" xmlns:wps="http://schemas.microsoft.com/office/word/2010/wordprocessingShape" mc:Ignorable="w14 w15 w16se w16cid w16 w16cex w16sdtdh w16sdtfl w16du wp14">
   <w:body>
     <w:p>
       <w:pPr>
@@ -37,40 +37,16 @@
         <w:ind w:left="-5"/>
       </w:pPr>
       <w:r>
-        <w:t>D/</w:t>
-      </w:r>
-      <w:proofErr w:type="spellStart"/>
-      <w:r>
-        <w:t>Dña</w:t>
-      </w:r>
-      <w:proofErr w:type="spellEnd"/>
-      <w:r>
-        <w:t>:</w:t>
-      </w:r>
-      <w:r>
-        <w:t xml:space="preserve"> {{</w:t>
-      </w:r>
-      <w:proofErr w:type="spellStart"/>
-      <w:r>
-        <w:t>nombre_paciente</w:t>
-      </w:r>
-      <w:proofErr w:type="spellEnd"/>
-      <w:r>
-        <w:t xml:space="preserve">}} </w:t>
+        <w:t>D/Dña:</w:t>
+      </w:r>
+      <w:r>
+        <w:t xml:space="preserve"> {{nombre_paciente}} </w:t>
       </w:r>
       <w:r>
         <w:t xml:space="preserve">DNI/NIF: </w:t>
       </w:r>
       <w:r>
-        <w:t>{{</w:t>
-      </w:r>
-      <w:proofErr w:type="spellStart"/>
-      <w:r>
-        <w:t>dni_paciente</w:t>
-      </w:r>
-      <w:proofErr w:type="spellEnd"/>
-      <w:r>
-        <w:t>}}</w:t>
+        <w:t>{{dni_paciente}}</w:t>
       </w:r>
     </w:p>
     <w:p>
@@ -82,29 +58,13 @@
         <w:t xml:space="preserve">En caso de ser menor de edad, Tutor/a: </w:t>
       </w:r>
       <w:r>
-        <w:t>{{</w:t>
-      </w:r>
-      <w:proofErr w:type="spellStart"/>
-      <w:r>
-        <w:t>nombre_tutor</w:t>
-      </w:r>
-      <w:proofErr w:type="spellEnd"/>
-      <w:r>
-        <w:t xml:space="preserve">}} </w:t>
+        <w:t xml:space="preserve">{{nombre_tutor}} </w:t>
       </w:r>
       <w:r>
         <w:t xml:space="preserve">DNI/NIF: </w:t>
       </w:r>
       <w:r>
-        <w:t>{{</w:t>
-      </w:r>
-      <w:proofErr w:type="spellStart"/>
-      <w:r>
-        <w:t>dni_tutor</w:t>
-      </w:r>
-      <w:proofErr w:type="spellEnd"/>
-      <w:r>
-        <w:t>}}</w:t>
+        <w:t>{{dni_tutor}}</w:t>
       </w:r>
     </w:p>
     <w:p>
@@ -484,15 +444,7 @@
         <w:t>Criterios de conservación de los datos</w:t>
       </w:r>
       <w:r>
-        <w:t xml:space="preserve">: se conservarán durante no más tiempo del necesario para mantener el fin del tratamiento o mientras existan prescripciones legales que dictaminen su custodia y cuando ya no sea necesario para ello, se suprimirán con medidas de seguridad adecuadas para garantizar la </w:t>
-      </w:r>
-      <w:proofErr w:type="spellStart"/>
-      <w:r>
-        <w:t>anonimización</w:t>
-      </w:r>
-      <w:proofErr w:type="spellEnd"/>
-      <w:r>
-        <w:t xml:space="preserve"> de los datos o la destrucción total de los mismos.</w:t>
+        <w:t>: se conservarán durante no más tiempo del necesario para mantener el fin del tratamiento o mientras existan prescripciones legales que dictaminen su custodia y cuando ya no sea necesario para ello, se suprimirán con medidas de seguridad adecuadas para garantizar la anonimización de los datos o la destrucción total de los mismos.</w:t>
       </w:r>
     </w:p>
     <w:p>
@@ -555,49 +507,25 @@
         <w:t xml:space="preserve">En VALVERDE DEL CAMINO a </w:t>
       </w:r>
       <w:r>
-        <w:t>{{</w:t>
-      </w:r>
-      <w:proofErr w:type="spellStart"/>
-      <w:r>
-        <w:t>d</w:t>
+        <w:t>{{d</w:t>
       </w:r>
       <w:r>
         <w:t>i</w:t>
       </w:r>
       <w:r>
-        <w:t>a_firma</w:t>
-      </w:r>
-      <w:proofErr w:type="spellEnd"/>
-      <w:r>
-        <w:t>}}</w:t>
+        <w:t>a_firma}}</w:t>
       </w:r>
       <w:r>
         <w:t xml:space="preserve"> de </w:t>
       </w:r>
       <w:r>
-        <w:t>{{</w:t>
-      </w:r>
-      <w:proofErr w:type="spellStart"/>
-      <w:r>
-        <w:t>mes_firma</w:t>
-      </w:r>
-      <w:proofErr w:type="spellEnd"/>
-      <w:r>
-        <w:t>}}</w:t>
+        <w:t>{{mes_firma}}</w:t>
       </w:r>
       <w:r>
         <w:t xml:space="preserve"> de </w:t>
       </w:r>
       <w:r>
-        <w:t>{{</w:t>
-      </w:r>
-      <w:proofErr w:type="spellStart"/>
-      <w:r>
-        <w:t>ano_firma</w:t>
-      </w:r>
-      <w:proofErr w:type="spellEnd"/>
-      <w:r>
-        <w:t>}}</w:t>
+        <w:t>{{ano_firma}}</w:t>
       </w:r>
       <w:r>
         <w:t xml:space="preserve"> </w:t>
@@ -609,37 +537,24 @@
         <w:ind w:left="0" w:firstLine="0"/>
       </w:pPr>
       <w:r>
-        <w:rPr/>
+        <w:lastRenderedPageBreak/>
         <w:t>Fdo.:</w:t>
       </w:r>
     </w:p>
     <w:p>
       <w:pPr>
-        <w:spacing w:before="0" w:beforeAutospacing="off" w:after="200" w:afterAutospacing="off" w:line="259" w:lineRule="auto"/>
-        <w:ind w:left="0" w:right="0"/>
+        <w:spacing w:after="200" w:line="259" w:lineRule="auto"/>
+        <w:ind w:left="0"/>
         <w:jc w:val="left"/>
         <w:rPr>
-          <w:rFonts w:ascii="Calibri" w:hAnsi="Calibri" w:eastAsia="Calibri" w:cs="Calibri"/>
-          <w:noProof w:val="0"/>
-          <w:sz w:val="22"/>
           <w:szCs w:val="22"/>
-          <w:lang w:val="es-ES"/>
-        </w:rPr>
-      </w:pPr>
-      <w:r>
-        <w:rPr>
-          <w:rFonts w:ascii="Century Gothic" w:hAnsi="Century Gothic" w:eastAsia="Century Gothic" w:cs="Century Gothic"/>
-          <w:b w:val="0"/>
-          <w:bCs w:val="0"/>
-          <w:i w:val="0"/>
-          <w:iCs w:val="0"/>
-          <w:caps w:val="0"/>
-          <w:smallCaps w:val="0"/>
-          <w:noProof w:val="0"/>
-          <w:color w:val="000000" w:themeColor="text1" w:themeTint="FF" w:themeShade="FF"/>
-          <w:sz w:val="22"/>
+        </w:rPr>
+      </w:pPr>
+      <w:r>
+        <w:rPr>
+          <w:rFonts w:ascii="Century Gothic" w:eastAsia="Century Gothic" w:hAnsi="Century Gothic" w:cs="Century Gothic"/>
+          <w:color w:val="000000" w:themeColor="text1"/>
           <w:szCs w:val="22"/>
-          <w:lang w:val="es-ES"/>
         </w:rPr>
         <w:t>{{firma_paciente}}</w:t>
       </w:r>
@@ -662,24 +577,11 @@
         <w:tab/>
       </w:r>
       <w:r>
-        <w:tab/>
-      </w:r>
-      <w:r>
-        <w:rPr>
-          <w:rFonts w:ascii="Calibri" w:hAnsi="Calibri" w:eastAsia="Calibri" w:cs="Calibri"/>
-          <w:b w:val="0"/>
-          <w:bCs w:val="0"/>
-          <w:i w:val="0"/>
-          <w:iCs w:val="0"/>
-          <w:caps w:val="0"/>
-          <w:smallCaps w:val="0"/>
-          <w:noProof w:val="0"/>
-          <w:color w:val="000000" w:themeColor="text1" w:themeTint="FF" w:themeShade="FF"/>
-          <w:sz w:val="22"/>
+        <w:rPr>
+          <w:color w:val="000000" w:themeColor="text1"/>
           <w:szCs w:val="22"/>
-          <w:lang w:val="es-ES"/>
-        </w:rPr>
-        <w:t xml:space="preserve">      {{firma_tutor}}</w:t>
+        </w:rPr>
+        <w:t>{{firma_tutor}}</w:t>
       </w:r>
     </w:p>
     <w:p>
@@ -692,17 +594,17 @@
         <w:rPr>
           <w:noProof/>
         </w:rPr>
-        <mc:AlternateContent xmlns:mc="http://schemas.openxmlformats.org/markup-compatibility/2006">
-          <mc:Choice xmlns:mc="http://schemas.openxmlformats.org/markup-compatibility/2006" Requires="wpg">
-            <w:drawing xmlns:w="http://schemas.openxmlformats.org/wordprocessingml/2006/main">
-              <wp:inline xmlns:wp14="http://schemas.microsoft.com/office/word/2010/wordprocessingDrawing" xmlns:wp="http://schemas.openxmlformats.org/drawingml/2006/wordprocessingDrawing" distT="0" distB="0" distL="0" distR="0" wp14:anchorId="715EBDB7" wp14:editId="52039492">
-                <wp:extent xmlns:wp="http://schemas.openxmlformats.org/drawingml/2006/wordprocessingDrawing" cx="6120054" cy="9525"/>
-                <wp:effectExtent xmlns:wp="http://schemas.openxmlformats.org/drawingml/2006/wordprocessingDrawing" l="0" t="0" r="0" b="0"/>
-                <wp:docPr xmlns:wp="http://schemas.openxmlformats.org/drawingml/2006/wordprocessingDrawing" id="246446263" name="Group 573"/>
-                <wp:cNvGraphicFramePr xmlns:wp="http://schemas.openxmlformats.org/drawingml/2006/wordprocessingDrawing"/>
+        <mc:AlternateContent>
+          <mc:Choice Requires="wpg">
+            <w:drawing>
+              <wp:inline distT="0" distB="0" distL="0" distR="0" wp14:anchorId="715EBDB7" wp14:editId="52039492">
+                <wp:extent cx="6120054" cy="9525"/>
+                <wp:effectExtent l="0" t="0" r="0" b="0"/>
+                <wp:docPr id="246446263" name="Group 573"/>
+                <wp:cNvGraphicFramePr/>
                 <a:graphic xmlns:a="http://schemas.openxmlformats.org/drawingml/2006/main">
                   <a:graphicData uri="http://schemas.microsoft.com/office/word/2010/wordprocessingGroup">
-                    <wpg:wgp xmlns:wpg="http://schemas.microsoft.com/office/word/2010/wordprocessingGroup">
+                    <wpg:wgp>
                       <wpg:cNvGrpSpPr/>
                       <wpg:grpSpPr>
                         <a:xfrm>
@@ -712,7 +614,7 @@
                           <a:chExt cx="6120054" cy="9525"/>
                         </a:xfrm>
                       </wpg:grpSpPr>
-                      <wps:wsp xmlns:wps="http://schemas.microsoft.com/office/word/2010/wordprocessingShape">
+                      <wps:wsp>
                         <wps:cNvPr id="13" name="Shape 13"/>
                         <wps:cNvSpPr/>
                         <wps:spPr>
@@ -763,7 +665,7 @@
               </wp:inline>
             </w:drawing>
           </mc:Choice>
-          <mc:Fallback xmlns:a="http://schemas.openxmlformats.org/drawingml/2006/main" xmlns:mc="http://schemas.openxmlformats.org/markup-compatibility/2006">
+          <mc:Fallback xmlns:a="http://schemas.openxmlformats.org/drawingml/2006/main">
             <w:pict xmlns:w="http://schemas.openxmlformats.org/wordprocessingml/2006/main">
               <v:group xmlns:v="urn:schemas-microsoft-com:vml" id="Group 573" style="width:481.894pt;height:0.75pt;mso-position-horizontal-relative:char;mso-position-vertical-relative:line" coordsize="61200,95">
                 <v:shape id="Shape 13" style="position:absolute;width:61200;height:0;left:0;top:0;" coordsize="6120054,0" path="m6120054,0l0,0">
@@ -815,7 +717,7 @@
       </w:r>
     </w:p>
     <w:sectPr>
-      <w:pgSz w:w="11906" w:h="16838" w:orient="portrait"/>
+      <w:pgSz w:w="11906" w:h="16838"/>
       <w:pgMar w:top="1440" w:right="1133" w:bottom="1440" w:left="1134" w:header="720" w:footer="720" w:gutter="0"/>
       <w:cols w:space="720"/>
     </w:sectPr>
@@ -839,7 +741,7 @@
         <w:ind w:left="0"/>
       </w:pPr>
       <w:rPr>
-        <w:rFonts w:ascii="Calibri" w:hAnsi="Calibri" w:eastAsia="Calibri" w:cs="Calibri"/>
+        <w:rFonts w:ascii="Calibri" w:eastAsia="Calibri" w:hAnsi="Calibri" w:cs="Calibri"/>
         <w:b w:val="0"/>
         <w:i w:val="0"/>
         <w:strike w:val="0"/>
@@ -848,7 +750,7 @@
         <w:sz w:val="20"/>
         <w:szCs w:val="20"/>
         <w:u w:val="none" w:color="000000"/>
-        <w:bdr w:val="none" w:color="auto" w:sz="0" w:space="0"/>
+        <w:bdr w:val="none" w:sz="0" w:space="0" w:color="auto"/>
         <w:shd w:val="clear" w:color="auto" w:fill="auto"/>
         <w:vertAlign w:val="baseline"/>
       </w:rPr>
@@ -862,7 +764,7 @@
         <w:ind w:left="1185"/>
       </w:pPr>
       <w:rPr>
-        <w:rFonts w:ascii="Calibri" w:hAnsi="Calibri" w:eastAsia="Calibri" w:cs="Calibri"/>
+        <w:rFonts w:ascii="Calibri" w:eastAsia="Calibri" w:hAnsi="Calibri" w:cs="Calibri"/>
         <w:b w:val="0"/>
         <w:i w:val="0"/>
         <w:strike w:val="0"/>
@@ -871,7 +773,7 @@
         <w:sz w:val="20"/>
         <w:szCs w:val="20"/>
         <w:u w:val="none" w:color="000000"/>
-        <w:bdr w:val="none" w:color="auto" w:sz="0" w:space="0"/>
+        <w:bdr w:val="none" w:sz="0" w:space="0" w:color="auto"/>
         <w:shd w:val="clear" w:color="auto" w:fill="auto"/>
         <w:vertAlign w:val="baseline"/>
       </w:rPr>
@@ -885,7 +787,7 @@
         <w:ind w:left="1905"/>
       </w:pPr>
       <w:rPr>
-        <w:rFonts w:ascii="Calibri" w:hAnsi="Calibri" w:eastAsia="Calibri" w:cs="Calibri"/>
+        <w:rFonts w:ascii="Calibri" w:eastAsia="Calibri" w:hAnsi="Calibri" w:cs="Calibri"/>
         <w:b w:val="0"/>
         <w:i w:val="0"/>
         <w:strike w:val="0"/>
@@ -894,7 +796,7 @@
         <w:sz w:val="20"/>
         <w:szCs w:val="20"/>
         <w:u w:val="none" w:color="000000"/>
-        <w:bdr w:val="none" w:color="auto" w:sz="0" w:space="0"/>
+        <w:bdr w:val="none" w:sz="0" w:space="0" w:color="auto"/>
         <w:shd w:val="clear" w:color="auto" w:fill="auto"/>
         <w:vertAlign w:val="baseline"/>
       </w:rPr>
@@ -908,7 +810,7 @@
         <w:ind w:left="2625"/>
       </w:pPr>
       <w:rPr>
-        <w:rFonts w:ascii="Calibri" w:hAnsi="Calibri" w:eastAsia="Calibri" w:cs="Calibri"/>
+        <w:rFonts w:ascii="Calibri" w:eastAsia="Calibri" w:hAnsi="Calibri" w:cs="Calibri"/>
         <w:b w:val="0"/>
         <w:i w:val="0"/>
         <w:strike w:val="0"/>
@@ -917,7 +819,7 @@
         <w:sz w:val="20"/>
         <w:szCs w:val="20"/>
         <w:u w:val="none" w:color="000000"/>
-        <w:bdr w:val="none" w:color="auto" w:sz="0" w:space="0"/>
+        <w:bdr w:val="none" w:sz="0" w:space="0" w:color="auto"/>
         <w:shd w:val="clear" w:color="auto" w:fill="auto"/>
         <w:vertAlign w:val="baseline"/>
       </w:rPr>
@@ -931,7 +833,7 @@
         <w:ind w:left="3345"/>
       </w:pPr>
       <w:rPr>
-        <w:rFonts w:ascii="Calibri" w:hAnsi="Calibri" w:eastAsia="Calibri" w:cs="Calibri"/>
+        <w:rFonts w:ascii="Calibri" w:eastAsia="Calibri" w:hAnsi="Calibri" w:cs="Calibri"/>
         <w:b w:val="0"/>
         <w:i w:val="0"/>
         <w:strike w:val="0"/>
@@ -940,7 +842,7 @@
         <w:sz w:val="20"/>
         <w:szCs w:val="20"/>
         <w:u w:val="none" w:color="000000"/>
-        <w:bdr w:val="none" w:color="auto" w:sz="0" w:space="0"/>
+        <w:bdr w:val="none" w:sz="0" w:space="0" w:color="auto"/>
         <w:shd w:val="clear" w:color="auto" w:fill="auto"/>
         <w:vertAlign w:val="baseline"/>
       </w:rPr>
@@ -954,7 +856,7 @@
         <w:ind w:left="4065"/>
       </w:pPr>
       <w:rPr>
-        <w:rFonts w:ascii="Calibri" w:hAnsi="Calibri" w:eastAsia="Calibri" w:cs="Calibri"/>
+        <w:rFonts w:ascii="Calibri" w:eastAsia="Calibri" w:hAnsi="Calibri" w:cs="Calibri"/>
         <w:b w:val="0"/>
         <w:i w:val="0"/>
         <w:strike w:val="0"/>
@@ -963,7 +865,7 @@
         <w:sz w:val="20"/>
         <w:szCs w:val="20"/>
         <w:u w:val="none" w:color="000000"/>
-        <w:bdr w:val="none" w:color="auto" w:sz="0" w:space="0"/>
+        <w:bdr w:val="none" w:sz="0" w:space="0" w:color="auto"/>
         <w:shd w:val="clear" w:color="auto" w:fill="auto"/>
         <w:vertAlign w:val="baseline"/>
       </w:rPr>
@@ -977,7 +879,7 @@
         <w:ind w:left="4785"/>
       </w:pPr>
       <w:rPr>
-        <w:rFonts w:ascii="Calibri" w:hAnsi="Calibri" w:eastAsia="Calibri" w:cs="Calibri"/>
+        <w:rFonts w:ascii="Calibri" w:eastAsia="Calibri" w:hAnsi="Calibri" w:cs="Calibri"/>
         <w:b w:val="0"/>
         <w:i w:val="0"/>
         <w:strike w:val="0"/>
@@ -986,7 +888,7 @@
         <w:sz w:val="20"/>
         <w:szCs w:val="20"/>
         <w:u w:val="none" w:color="000000"/>
-        <w:bdr w:val="none" w:color="auto" w:sz="0" w:space="0"/>
+        <w:bdr w:val="none" w:sz="0" w:space="0" w:color="auto"/>
         <w:shd w:val="clear" w:color="auto" w:fill="auto"/>
         <w:vertAlign w:val="baseline"/>
       </w:rPr>
@@ -1000,7 +902,7 @@
         <w:ind w:left="5505"/>
       </w:pPr>
       <w:rPr>
-        <w:rFonts w:ascii="Calibri" w:hAnsi="Calibri" w:eastAsia="Calibri" w:cs="Calibri"/>
+        <w:rFonts w:ascii="Calibri" w:eastAsia="Calibri" w:hAnsi="Calibri" w:cs="Calibri"/>
         <w:b w:val="0"/>
         <w:i w:val="0"/>
         <w:strike w:val="0"/>
@@ -1009,7 +911,7 @@
         <w:sz w:val="20"/>
         <w:szCs w:val="20"/>
         <w:u w:val="none" w:color="000000"/>
-        <w:bdr w:val="none" w:color="auto" w:sz="0" w:space="0"/>
+        <w:bdr w:val="none" w:sz="0" w:space="0" w:color="auto"/>
         <w:shd w:val="clear" w:color="auto" w:fill="auto"/>
         <w:vertAlign w:val="baseline"/>
       </w:rPr>
@@ -1023,7 +925,7 @@
         <w:ind w:left="6225"/>
       </w:pPr>
       <w:rPr>
-        <w:rFonts w:ascii="Calibri" w:hAnsi="Calibri" w:eastAsia="Calibri" w:cs="Calibri"/>
+        <w:rFonts w:ascii="Calibri" w:eastAsia="Calibri" w:hAnsi="Calibri" w:cs="Calibri"/>
         <w:b w:val="0"/>
         <w:i w:val="0"/>
         <w:strike w:val="0"/>
@@ -1032,7 +934,7 @@
         <w:sz w:val="20"/>
         <w:szCs w:val="20"/>
         <w:u w:val="none" w:color="000000"/>
-        <w:bdr w:val="none" w:color="auto" w:sz="0" w:space="0"/>
+        <w:bdr w:val="none" w:sz="0" w:space="0" w:color="auto"/>
         <w:shd w:val="clear" w:color="auto" w:fill="auto"/>
         <w:vertAlign w:val="baseline"/>
       </w:rPr>
@@ -1049,7 +951,7 @@
   <w:docDefaults>
     <w:rPrDefault>
       <w:rPr>
-        <w:rFonts w:asciiTheme="minorHAnsi" w:hAnsiTheme="minorHAnsi" w:eastAsiaTheme="minorEastAsia" w:cstheme="minorBidi"/>
+        <w:rFonts w:asciiTheme="minorHAnsi" w:eastAsiaTheme="minorEastAsia" w:hAnsiTheme="minorHAnsi" w:cstheme="minorBidi"/>
         <w:kern w:val="2"/>
         <w:sz w:val="24"/>
         <w:szCs w:val="24"/>
@@ -1066,14 +968,14 @@
   <w:latentStyles w:defLockedState="0" w:defUIPriority="99" w:defSemiHidden="0" w:defUnhideWhenUsed="0" w:defQFormat="0" w:count="376">
     <w:lsdException w:name="Normal" w:uiPriority="0" w:qFormat="1"/>
     <w:lsdException w:name="heading 1" w:uiPriority="9" w:qFormat="1"/>
-    <w:lsdException w:name="heading 2" w:uiPriority="9" w:semiHidden="1" w:unhideWhenUsed="1" w:qFormat="1"/>
-    <w:lsdException w:name="heading 3" w:uiPriority="9" w:semiHidden="1" w:unhideWhenUsed="1" w:qFormat="1"/>
-    <w:lsdException w:name="heading 4" w:uiPriority="9" w:semiHidden="1" w:unhideWhenUsed="1" w:qFormat="1"/>
-    <w:lsdException w:name="heading 5" w:uiPriority="9" w:semiHidden="1" w:unhideWhenUsed="1" w:qFormat="1"/>
-    <w:lsdException w:name="heading 6" w:uiPriority="9" w:semiHidden="1" w:unhideWhenUsed="1" w:qFormat="1"/>
-    <w:lsdException w:name="heading 7" w:uiPriority="9" w:semiHidden="1" w:unhideWhenUsed="1" w:qFormat="1"/>
-    <w:lsdException w:name="heading 8" w:uiPriority="9" w:semiHidden="1" w:unhideWhenUsed="1" w:qFormat="1"/>
-    <w:lsdException w:name="heading 9" w:uiPriority="9" w:semiHidden="1" w:unhideWhenUsed="1" w:qFormat="1"/>
+    <w:lsdException w:name="heading 2" w:semiHidden="1" w:uiPriority="9" w:unhideWhenUsed="1" w:qFormat="1"/>
+    <w:lsdException w:name="heading 3" w:semiHidden="1" w:uiPriority="9" w:unhideWhenUsed="1" w:qFormat="1"/>
+    <w:lsdException w:name="heading 4" w:semiHidden="1" w:uiPriority="9" w:unhideWhenUsed="1" w:qFormat="1"/>
+    <w:lsdException w:name="heading 5" w:semiHidden="1" w:uiPriority="9" w:unhideWhenUsed="1" w:qFormat="1"/>
+    <w:lsdException w:name="heading 6" w:semiHidden="1" w:uiPriority="9" w:unhideWhenUsed="1" w:qFormat="1"/>
+    <w:lsdException w:name="heading 7" w:semiHidden="1" w:uiPriority="9" w:unhideWhenUsed="1" w:qFormat="1"/>
+    <w:lsdException w:name="heading 8" w:semiHidden="1" w:uiPriority="9" w:unhideWhenUsed="1" w:qFormat="1"/>
+    <w:lsdException w:name="heading 9" w:semiHidden="1" w:uiPriority="9" w:unhideWhenUsed="1" w:qFormat="1"/>
     <w:lsdException w:name="index 1" w:semiHidden="1" w:unhideWhenUsed="1"/>
     <w:lsdException w:name="index 2" w:semiHidden="1" w:unhideWhenUsed="1"/>
     <w:lsdException w:name="index 3" w:semiHidden="1" w:unhideWhenUsed="1"/>
@@ -1083,22 +985,22 @@
     <w:lsdException w:name="index 7" w:semiHidden="1" w:unhideWhenUsed="1"/>
     <w:lsdException w:name="index 8" w:semiHidden="1" w:unhideWhenUsed="1"/>
     <w:lsdException w:name="index 9" w:semiHidden="1" w:unhideWhenUsed="1"/>
-    <w:lsdException w:name="toc 1" w:uiPriority="39" w:semiHidden="1" w:unhideWhenUsed="1"/>
-    <w:lsdException w:name="toc 2" w:uiPriority="39" w:semiHidden="1" w:unhideWhenUsed="1"/>
-    <w:lsdException w:name="toc 3" w:uiPriority="39" w:semiHidden="1" w:unhideWhenUsed="1"/>
-    <w:lsdException w:name="toc 4" w:uiPriority="39" w:semiHidden="1" w:unhideWhenUsed="1"/>
-    <w:lsdException w:name="toc 5" w:uiPriority="39" w:semiHidden="1" w:unhideWhenUsed="1"/>
-    <w:lsdException w:name="toc 6" w:uiPriority="39" w:semiHidden="1" w:unhideWhenUsed="1"/>
-    <w:lsdException w:name="toc 7" w:uiPriority="39" w:semiHidden="1" w:unhideWhenUsed="1"/>
-    <w:lsdException w:name="toc 8" w:uiPriority="39" w:semiHidden="1" w:unhideWhenUsed="1"/>
-    <w:lsdException w:name="toc 9" w:uiPriority="39" w:semiHidden="1" w:unhideWhenUsed="1"/>
+    <w:lsdException w:name="toc 1" w:semiHidden="1" w:uiPriority="39" w:unhideWhenUsed="1"/>
+    <w:lsdException w:name="toc 2" w:semiHidden="1" w:uiPriority="39" w:unhideWhenUsed="1"/>
+    <w:lsdException w:name="toc 3" w:semiHidden="1" w:uiPriority="39" w:unhideWhenUsed="1"/>
+    <w:lsdException w:name="toc 4" w:semiHidden="1" w:uiPriority="39" w:unhideWhenUsed="1"/>
+    <w:lsdException w:name="toc 5" w:semiHidden="1" w:uiPriority="39" w:unhideWhenUsed="1"/>
+    <w:lsdException w:name="toc 6" w:semiHidden="1" w:uiPriority="39" w:unhideWhenUsed="1"/>
+    <w:lsdException w:name="toc 7" w:semiHidden="1" w:uiPriority="39" w:unhideWhenUsed="1"/>
+    <w:lsdException w:name="toc 8" w:semiHidden="1" w:uiPriority="39" w:unhideWhenUsed="1"/>
+    <w:lsdException w:name="toc 9" w:semiHidden="1" w:uiPriority="39" w:unhideWhenUsed="1"/>
     <w:lsdException w:name="Normal Indent" w:semiHidden="1" w:unhideWhenUsed="1"/>
     <w:lsdException w:name="footnote text" w:semiHidden="1" w:unhideWhenUsed="1"/>
     <w:lsdException w:name="annotation text" w:semiHidden="1" w:unhideWhenUsed="1"/>
     <w:lsdException w:name="header" w:semiHidden="1" w:unhideWhenUsed="1"/>
     <w:lsdException w:name="footer" w:semiHidden="1" w:unhideWhenUsed="1"/>
     <w:lsdException w:name="index heading" w:semiHidden="1" w:unhideWhenUsed="1"/>
-    <w:lsdException w:name="caption" w:uiPriority="35" w:semiHidden="1" w:unhideWhenUsed="1" w:qFormat="1"/>
+    <w:lsdException w:name="caption" w:semiHidden="1" w:uiPriority="35" w:unhideWhenUsed="1" w:qFormat="1"/>
     <w:lsdException w:name="table of figures" w:semiHidden="1" w:unhideWhenUsed="1"/>
     <w:lsdException w:name="envelope address" w:semiHidden="1" w:unhideWhenUsed="1"/>
     <w:lsdException w:name="envelope return" w:semiHidden="1" w:unhideWhenUsed="1"/>
@@ -1129,7 +1031,7 @@
     <w:lsdException w:name="Title" w:uiPriority="10" w:qFormat="1"/>
     <w:lsdException w:name="Closing" w:semiHidden="1" w:unhideWhenUsed="1"/>
     <w:lsdException w:name="Signature" w:semiHidden="1" w:unhideWhenUsed="1"/>
-    <w:lsdException w:name="Default Paragraph Font" w:uiPriority="1" w:semiHidden="1" w:unhideWhenUsed="1"/>
+    <w:lsdException w:name="Default Paragraph Font" w:semiHidden="1" w:uiPriority="1" w:unhideWhenUsed="1"/>
     <w:lsdException w:name="Body Text" w:semiHidden="1" w:unhideWhenUsed="1"/>
     <w:lsdException w:name="Body Text Indent" w:semiHidden="1" w:unhideWhenUsed="1"/>
     <w:lsdException w:name="List Continue" w:semiHidden="1" w:unhideWhenUsed="1"/>
@@ -1329,8 +1231,8 @@
     <w:lsdException w:name="Subtle Reference" w:uiPriority="31" w:qFormat="1"/>
     <w:lsdException w:name="Intense Reference" w:uiPriority="32" w:qFormat="1"/>
     <w:lsdException w:name="Book Title" w:uiPriority="33" w:qFormat="1"/>
-    <w:lsdException w:name="Bibliography" w:uiPriority="37" w:semiHidden="1" w:unhideWhenUsed="1"/>
-    <w:lsdException w:name="TOC Heading" w:uiPriority="39" w:semiHidden="1" w:unhideWhenUsed="1" w:qFormat="1"/>
+    <w:lsdException w:name="Bibliography" w:semiHidden="1" w:uiPriority="37" w:unhideWhenUsed="1"/>
+    <w:lsdException w:name="TOC Heading" w:semiHidden="1" w:uiPriority="39" w:unhideWhenUsed="1" w:qFormat="1"/>
     <w:lsdException w:name="Plain Table 1" w:uiPriority="41"/>
     <w:lsdException w:name="Plain Table 2" w:uiPriority="42"/>
     <w:lsdException w:name="Plain Table 3" w:uiPriority="43"/>
@@ -1441,7 +1343,7 @@
     <w:lsdException w:name="Unresolved Mention" w:semiHidden="1" w:unhideWhenUsed="1"/>
     <w:lsdException w:name="Smart Link" w:semiHidden="1" w:unhideWhenUsed="1"/>
   </w:latentStyles>
-  <w:style w:type="paragraph" w:styleId="Normal" w:default="1">
+  <w:style w:type="paragraph" w:default="1" w:styleId="Normal">
     <w:name w:val="Normal"/>
     <w:qFormat/>
     <w:pPr>
@@ -1450,7 +1352,7 @@
       <w:jc w:val="both"/>
     </w:pPr>
     <w:rPr>
-      <w:rFonts w:ascii="Calibri" w:hAnsi="Calibri" w:eastAsia="Calibri" w:cs="Calibri"/>
+      <w:rFonts w:ascii="Calibri" w:eastAsia="Calibri" w:hAnsi="Calibri" w:cs="Calibri"/>
       <w:color w:val="000000"/>
       <w:sz w:val="22"/>
     </w:rPr>
@@ -1472,18 +1374,18 @@
       <w:outlineLvl w:val="0"/>
     </w:pPr>
     <w:rPr>
-      <w:rFonts w:ascii="Calibri" w:hAnsi="Calibri" w:eastAsia="Calibri" w:cs="Calibri"/>
+      <w:rFonts w:ascii="Calibri" w:eastAsia="Calibri" w:hAnsi="Calibri" w:cs="Calibri"/>
       <w:color w:val="000000"/>
       <w:sz w:val="17"/>
     </w:rPr>
   </w:style>
-  <w:style w:type="character" w:styleId="Fuentedeprrafopredeter" w:default="1">
+  <w:style w:type="character" w:default="1" w:styleId="Fuentedeprrafopredeter">
     <w:name w:val="Default Paragraph Font"/>
     <w:uiPriority w:val="1"/>
     <w:semiHidden/>
     <w:unhideWhenUsed/>
   </w:style>
-  <w:style w:type="table" w:styleId="Tablanormal" w:default="1">
+  <w:style w:type="table" w:default="1" w:styleId="Tablanormal">
     <w:name w:val="Normal Table"/>
     <w:uiPriority w:val="99"/>
     <w:semiHidden/>
@@ -1498,17 +1400,17 @@
       </w:tblCellMar>
     </w:tblPr>
   </w:style>
-  <w:style w:type="numbering" w:styleId="Sinlista" w:default="1">
+  <w:style w:type="numbering" w:default="1" w:styleId="Sinlista">
     <w:name w:val="No List"/>
     <w:uiPriority w:val="99"/>
     <w:semiHidden/>
     <w:unhideWhenUsed/>
   </w:style>
-  <w:style w:type="character" w:styleId="Ttulo1Car" w:customStyle="1">
+  <w:style w:type="character" w:customStyle="1" w:styleId="Ttulo1Car">
     <w:name w:val="Título 1 Car"/>
     <w:link w:val="Ttulo1"/>
     <w:rPr>
-      <w:rFonts w:ascii="Calibri" w:hAnsi="Calibri" w:eastAsia="Calibri" w:cs="Calibri"/>
+      <w:rFonts w:ascii="Calibri" w:eastAsia="Calibri" w:hAnsi="Calibri" w:cs="Calibri"/>
       <w:color w:val="000000"/>
       <w:sz w:val="17"/>
     </w:rPr>
@@ -1517,7 +1419,7 @@
 </file>
 
 <file path=word/theme/theme1.xml><?xml version="1.0" encoding="utf-8"?>
-<a:theme xmlns:a="http://schemas.openxmlformats.org/drawingml/2006/main" xmlns:thm15="http://schemas.microsoft.com/office/thememl/2012/main" name="Tema de Office">
+<a:theme xmlns:a="http://schemas.openxmlformats.org/drawingml/2006/main" name="Tema de Office">
   <a:themeElements>
     <a:clrScheme name="Office">
       <a:dk1>
